--- a/src/Word_Doc_Builder/Word_Doc_Process_Template (DE).docx
+++ b/src/Word_Doc_Builder/Word_Doc_Process_Template (DE).docx
@@ -43,6 +43,20 @@
         </w:rPr>
         <w:t>{{ internal_B_Context }}</w:t>
       </w:r>
+      <w:r>
+        <w:rPr>
+          <w:sz w:val="20"/>
+          <w:szCs w:val="20"/>
+          <w:lang w:val="de-DE"/>
+        </w:rPr>
+        <w:t xml:space="preserve"> </w:t>
+      </w:r>
+      <w:r>
+        <w:rPr>
+          <w:lang w:val="de-DE"/>
+        </w:rPr>
+        <w:t>{% if data_elements.BOs %}</w:t>
+      </w:r>
     </w:p>
     <w:p>
       <w:pPr>
@@ -85,13 +99,31 @@
         <w:t xml:space="preserve"> </w:t>
       </w:r>
       <w:r>
-        <w:rPr>
-          <w:color w:val="auto"/>
-          <w:sz w:val="22"/>
-          <w:szCs w:val="22"/>
-          <w:lang w:val="de-DE"/>
-        </w:rPr>
-        <w:t>{% for bo in data_elements.BOs %}</w:t>
+        <w:t xml:space="preserve">{% </w:t>
+      </w:r>
+      <w:proofErr w:type="spellStart"/>
+      <w:r>
+        <w:t>for</w:t>
+      </w:r>
+      <w:proofErr w:type="spellEnd"/>
+      <w:r>
+        <w:t xml:space="preserve"> </w:t>
+      </w:r>
+      <w:proofErr w:type="spellStart"/>
+      <w:r>
+        <w:t>bo</w:t>
+      </w:r>
+      <w:proofErr w:type="spellEnd"/>
+      <w:r>
+        <w:t xml:space="preserve"> in </w:t>
+      </w:r>
+      <w:proofErr w:type="spellStart"/>
+      <w:r>
+        <w:t>data_elements.BOs</w:t>
+      </w:r>
+      <w:proofErr w:type="spellEnd"/>
+      <w:r>
+        <w:t xml:space="preserve"> %}</w:t>
       </w:r>
       <w:bookmarkEnd w:id="1"/>
     </w:p>
@@ -142,6 +174,18 @@
           <w:lang w:val="de-DE"/>
         </w:rPr>
         <w:t>{% endfor %}</w:t>
+      </w:r>
+      <w:r>
+        <w:rPr>
+          <w:lang w:val="de-DE"/>
+        </w:rPr>
+        <w:t xml:space="preserve"> </w:t>
+      </w:r>
+      <w:r>
+        <w:rPr>
+          <w:lang w:val="de-DE"/>
+        </w:rPr>
+        <w:t>{% endif %}</w:t>
       </w:r>
     </w:p>
     <w:p>
@@ -186,9 +230,6 @@
       </w:r>
       <w:r>
         <w:rPr>
-          <w:color w:val="auto"/>
-          <w:sz w:val="22"/>
-          <w:szCs w:val="22"/>
           <w:lang w:val="de-DE"/>
         </w:rPr>
         <w:t>{% for leaf in leaf_processes %}</w:t>
@@ -254,10 +295,6 @@
       </w:r>
       <w:r>
         <w:rPr>
-          <w:rFonts w:asciiTheme="majorHAnsi" w:hAnsiTheme="majorHAnsi"/>
-          <w:color w:val="auto"/>
-          <w:sz w:val="22"/>
-          <w:szCs w:val="22"/>
           <w:lang w:val="de-DE"/>
         </w:rPr>
         <w:t>{% for t in leaf.tasks.task %}</w:t>
@@ -698,14 +735,6 @@
       </w:r>
       <w:r>
         <w:rPr>
-          <w:sz w:val="20"/>
-          <w:szCs w:val="20"/>
-          <w:lang w:val="de-DE"/>
-        </w:rPr>
-        <w:t xml:space="preserve"> </w:t>
-      </w:r>
-      <w:r>
-        <w:rPr>
           <w:lang w:val="de-DE"/>
         </w:rPr>
         <w:t>{% endfor %}</w:t>
@@ -715,6 +744,7 @@
       <w:pPr>
         <w:pStyle w:val="Heading3"/>
         <w:spacing w:before="360" w:after="0" w:line="240" w:lineRule="auto"/>
+        <w:jc w:val="both"/>
         <w:rPr>
           <w:lang w:val="de-DE"/>
         </w:rPr>
@@ -734,10 +764,7 @@
       </w:r>
       <w:r>
         <w:rPr>
-          <w:rFonts w:eastAsiaTheme="minorHAnsi" w:cstheme="minorBidi"/>
-          <w:color w:val="auto"/>
-          <w:sz w:val="22"/>
-          <w:szCs w:val="22"/>
+          <w:rFonts w:eastAsiaTheme="minorHAnsi"/>
           <w:lang w:val="de-DE"/>
         </w:rPr>
         <w:t>{%for qa in leaf.qa.elements%}</w:t>
@@ -761,13 +788,18 @@
     </w:p>
     <w:p>
       <w:pPr>
-        <w:spacing w:after="0" w:line="240" w:lineRule="auto"/>
-        <w:rPr>
-          <w:sz w:val="20"/>
-          <w:szCs w:val="20"/>
-          <w:lang w:val="de-DE"/>
-        </w:rPr>
-      </w:pPr>
+        <w:rPr>
+          <w:sz w:val="20"/>
+          <w:szCs w:val="20"/>
+          <w:lang w:val="de-DE"/>
+        </w:rPr>
+      </w:pPr>
+      <w:r>
+        <w:rPr>
+          <w:lang w:val="de-DE"/>
+        </w:rPr>
+        <w:t xml:space="preserve"> </w:t>
+      </w:r>
       <w:r>
         <w:rPr>
           <w:sz w:val="20"/>
@@ -786,6 +818,8 @@
       </w:r>
       <w:r>
         <w:rPr>
+          <w:sz w:val="20"/>
+          <w:szCs w:val="20"/>
           <w:lang w:val="de-DE"/>
         </w:rPr>
         <w:t>{%endfor%}</w:t>
@@ -800,6 +834,8 @@
       </w:r>
       <w:r>
         <w:rPr>
+          <w:sz w:val="20"/>
+          <w:szCs w:val="20"/>
           <w:lang w:val="de-DE"/>
         </w:rPr>
         <w:t>{%endfor%}</w:t>
@@ -2965,7 +3001,6 @@
   <w:style w:type="character" w:default="1" w:styleId="DefaultParagraphFont">
     <w:name w:val="Default Paragraph Font"/>
     <w:uiPriority w:val="1"/>
-    <w:semiHidden/>
     <w:unhideWhenUsed/>
   </w:style>
   <w:style w:type="table" w:default="1" w:styleId="TableNormal">

--- a/src/Word_Doc_Builder/Word_Doc_Process_Template (DE).docx
+++ b/src/Word_Doc_Builder/Word_Doc_Process_Template (DE).docx
@@ -794,12 +794,6 @@
           <w:lang w:val="de-DE"/>
         </w:rPr>
       </w:pPr>
-      <w:r>
-        <w:rPr>
-          <w:lang w:val="de-DE"/>
-        </w:rPr>
-        <w:t xml:space="preserve"> </w:t>
-      </w:r>
       <w:r>
         <w:rPr>
           <w:sz w:val="20"/>
@@ -3001,6 +2995,7 @@
   <w:style w:type="character" w:default="1" w:styleId="DefaultParagraphFont">
     <w:name w:val="Default Paragraph Font"/>
     <w:uiPriority w:val="1"/>
+    <w:semiHidden/>
     <w:unhideWhenUsed/>
   </w:style>
   <w:style w:type="table" w:default="1" w:styleId="TableNormal">

--- a/src/Word_Doc_Builder/Word_Doc_Process_Template (DE).docx
+++ b/src/Word_Doc_Builder/Word_Doc_Process_Template (DE).docx
@@ -2,6 +2,231 @@
 <file path=word/document.xml><?xml version="1.0" encoding="utf-8"?>
 <w:document xmlns:wpc="http://schemas.microsoft.com/office/word/2010/wordprocessingCanvas" xmlns:cx="http://schemas.microsoft.com/office/drawing/2014/chartex" xmlns:cx1="http://schemas.microsoft.com/office/drawing/2015/9/8/chartex" xmlns:cx2="http://schemas.microsoft.com/office/drawing/2015/10/21/chartex" xmlns:cx3="http://schemas.microsoft.com/office/drawing/2016/5/9/chartex" xmlns:cx4="http://schemas.microsoft.com/office/drawing/2016/5/10/chartex" xmlns:cx5="http://schemas.microsoft.com/office/drawing/2016/5/11/chartex" xmlns:cx6="http://schemas.microsoft.com/office/drawing/2016/5/12/chartex" xmlns:cx7="http://schemas.microsoft.com/office/drawing/2016/5/13/chartex" xmlns:cx8="http://schemas.microsoft.com/office/drawing/2016/5/14/chartex" xmlns:mc="http://schemas.openxmlformats.org/markup-compatibility/2006" xmlns:aink="http://schemas.microsoft.com/office/drawing/2016/ink" xmlns:am3d="http://schemas.microsoft.com/office/drawing/2017/model3d" xmlns:o="urn:schemas-microsoft-com:office:office" xmlns:oel="http://schemas.microsoft.com/office/2019/extlst" xmlns:r="http://schemas.openxmlformats.org/officeDocument/2006/relationships" xmlns:m="http://schemas.openxmlformats.org/officeDocument/2006/math" xmlns:v="urn:schemas-microsoft-com:vml" xmlns:wp14="http://schemas.microsoft.com/office/word/2010/wordprocessingDrawing" xmlns:wp="http://schemas.openxmlformats.org/drawingml/2006/wordprocessingDrawing" xmlns:w10="urn:schemas-microsoft-com:office:word" xmlns:w="http://schemas.openxmlformats.org/wordprocessingml/2006/main" xmlns:w14="http://schemas.microsoft.com/office/word/2010/wordml" xmlns:w15="http://schemas.microsoft.com/office/word/2012/wordml" xmlns:w16cex="http://schemas.microsoft.com/office/word/2018/wordml/cex" xmlns:w16cid="http://schemas.microsoft.com/office/word/2016/wordml/cid" xmlns:w16="http://schemas.microsoft.com/office/word/2018/wordml" xmlns:w16du="http://schemas.microsoft.com/office/word/2023/wordml/word16du" xmlns:w16sdtdh="http://schemas.microsoft.com/office/word/2020/wordml/sdtdatahash" xmlns:w16sdtfl="http://schemas.microsoft.com/office/word/2024/wordml/sdtformatlock" xmlns:w16se="http://schemas.microsoft.com/office/word/2015/wordml/symex" xmlns:wpg="http://schemas.microsoft.com/office/word/2010/wordprocessingGroup" xmlns:wpi="http://schemas.microsoft.com/office/word/2010/wordprocessingInk" xmlns:wne="http://schemas.microsoft.com/office/word/2006/wordml" xmlns:wps="http://schemas.microsoft.com/office/word/2010/wordprocessingShape" mc:Ignorable="w14 w15 w16se w16cid w16 w16cex w16sdtdh w16sdtfl w16du wp14">
   <w:body>
+    <w:p>
+      <w:pPr>
+        <w:rPr>
+          <w:color w:val="0F4761" w:themeColor="accent1" w:themeShade="BF"/>
+          <w:sz w:val="72"/>
+          <w:szCs w:val="72"/>
+          <w:lang w:val="de-DE"/>
+        </w:rPr>
+      </w:pPr>
+      <w:bookmarkStart w:id="0" w:name="_Toc223679144"/>
+      <w:r>
+        <w:rPr>
+          <w:noProof/>
+          <w:sz w:val="28"/>
+          <w:szCs w:val="28"/>
+        </w:rPr>
+        <w:drawing>
+          <wp:anchor distT="0" distB="0" distL="114300" distR="114300" simplePos="0" relativeHeight="251661312" behindDoc="0" locked="0" layoutInCell="1" allowOverlap="1" wp14:anchorId="42F20368" wp14:editId="30AB9C2C">
+            <wp:simplePos x="0" y="0"/>
+            <wp:positionH relativeFrom="column">
+              <wp:posOffset>4770966</wp:posOffset>
+            </wp:positionH>
+            <wp:positionV relativeFrom="paragraph">
+              <wp:posOffset>-532765</wp:posOffset>
+            </wp:positionV>
+            <wp:extent cx="1636395" cy="205105"/>
+            <wp:effectExtent l="0" t="0" r="1905" b="4445"/>
+            <wp:wrapNone/>
+            <wp:docPr id="1114279675" name="Grafik 13"/>
+            <wp:cNvGraphicFramePr>
+              <a:graphicFrameLocks xmlns:a="http://schemas.openxmlformats.org/drawingml/2006/main" noChangeAspect="1"/>
+            </wp:cNvGraphicFramePr>
+            <a:graphic xmlns:a="http://schemas.openxmlformats.org/drawingml/2006/main">
+              <a:graphicData uri="http://schemas.openxmlformats.org/drawingml/2006/picture">
+                <pic:pic xmlns:pic="http://schemas.openxmlformats.org/drawingml/2006/picture">
+                  <pic:nvPicPr>
+                    <pic:cNvPr id="382258593" name="Grafik 382258593"/>
+                    <pic:cNvPicPr/>
+                  </pic:nvPicPr>
+                  <pic:blipFill>
+                    <a:blip r:embed="rId8">
+                      <a:extLst>
+                        <a:ext uri="{96DAC541-7B7A-43D3-8B79-37D633B846F1}">
+                          <asvg:svgBlip xmlns:asvg="http://schemas.microsoft.com/office/drawing/2016/SVG/main" r:embed="rId9"/>
+                        </a:ext>
+                      </a:extLst>
+                    </a:blip>
+                    <a:stretch>
+                      <a:fillRect/>
+                    </a:stretch>
+                  </pic:blipFill>
+                  <pic:spPr>
+                    <a:xfrm>
+                      <a:off x="0" y="0"/>
+                      <a:ext cx="1636395" cy="205105"/>
+                    </a:xfrm>
+                    <a:prstGeom prst="rect">
+                      <a:avLst/>
+                    </a:prstGeom>
+                  </pic:spPr>
+                </pic:pic>
+              </a:graphicData>
+            </a:graphic>
+          </wp:anchor>
+        </w:drawing>
+      </w:r>
+      <w:r>
+        <w:rPr>
+          <w:noProof/>
+          <w:lang w:val="de-DE"/>
+        </w:rPr>
+        <w:drawing>
+          <wp:anchor distT="0" distB="0" distL="114300" distR="114300" simplePos="0" relativeHeight="251659264" behindDoc="0" locked="0" layoutInCell="1" allowOverlap="1" wp14:anchorId="395D3AC2" wp14:editId="6E3A241C">
+            <wp:simplePos x="0" y="0"/>
+            <wp:positionH relativeFrom="margin">
+              <wp:posOffset>780415</wp:posOffset>
+            </wp:positionH>
+            <wp:positionV relativeFrom="paragraph">
+              <wp:posOffset>423</wp:posOffset>
+            </wp:positionV>
+            <wp:extent cx="4044315" cy="4044315"/>
+            <wp:effectExtent l="0" t="0" r="0" b="0"/>
+            <wp:wrapThrough wrapText="bothSides">
+              <wp:wrapPolygon edited="0">
+                <wp:start x="10174" y="2849"/>
+                <wp:lineTo x="9869" y="3154"/>
+                <wp:lineTo x="8648" y="4477"/>
+                <wp:lineTo x="3052" y="14447"/>
+                <wp:lineTo x="2951" y="14956"/>
+                <wp:lineTo x="3052" y="16075"/>
+                <wp:lineTo x="3968" y="16686"/>
+                <wp:lineTo x="4171" y="16889"/>
+                <wp:lineTo x="15668" y="16889"/>
+                <wp:lineTo x="17398" y="16075"/>
+                <wp:lineTo x="18415" y="14447"/>
+                <wp:lineTo x="18517" y="12820"/>
+                <wp:lineTo x="17907" y="11700"/>
+                <wp:lineTo x="17703" y="10988"/>
+                <wp:lineTo x="15872" y="10276"/>
+                <wp:lineTo x="13532" y="9564"/>
+                <wp:lineTo x="14753" y="9462"/>
+                <wp:lineTo x="15160" y="8953"/>
+                <wp:lineTo x="12921" y="4578"/>
+                <wp:lineTo x="11395" y="2849"/>
+                <wp:lineTo x="10174" y="2849"/>
+              </wp:wrapPolygon>
+            </wp:wrapThrough>
+            <wp:docPr id="1984753307" name="Graphic 1"/>
+            <wp:cNvGraphicFramePr>
+              <a:graphicFrameLocks xmlns:a="http://schemas.openxmlformats.org/drawingml/2006/main" noChangeAspect="1"/>
+            </wp:cNvGraphicFramePr>
+            <a:graphic xmlns:a="http://schemas.openxmlformats.org/drawingml/2006/main">
+              <a:graphicData uri="http://schemas.openxmlformats.org/drawingml/2006/picture">
+                <pic:pic xmlns:pic="http://schemas.openxmlformats.org/drawingml/2006/picture">
+                  <pic:nvPicPr>
+                    <pic:cNvPr id="1984753307" name=""/>
+                    <pic:cNvPicPr/>
+                  </pic:nvPicPr>
+                  <pic:blipFill>
+                    <a:blip r:embed="rId10">
+                      <a:extLst>
+                        <a:ext uri="{96DAC541-7B7A-43D3-8B79-37D633B846F1}">
+                          <asvg:svgBlip xmlns:asvg="http://schemas.microsoft.com/office/drawing/2016/SVG/main" r:embed="rId11"/>
+                        </a:ext>
+                      </a:extLst>
+                    </a:blip>
+                    <a:stretch>
+                      <a:fillRect/>
+                    </a:stretch>
+                  </pic:blipFill>
+                  <pic:spPr>
+                    <a:xfrm>
+                      <a:off x="0" y="0"/>
+                      <a:ext cx="4044315" cy="4044315"/>
+                    </a:xfrm>
+                    <a:prstGeom prst="rect">
+                      <a:avLst/>
+                    </a:prstGeom>
+                  </pic:spPr>
+                </pic:pic>
+              </a:graphicData>
+            </a:graphic>
+            <wp14:sizeRelH relativeFrom="margin">
+              <wp14:pctWidth>0</wp14:pctWidth>
+            </wp14:sizeRelH>
+            <wp14:sizeRelV relativeFrom="margin">
+              <wp14:pctHeight>0</wp14:pctHeight>
+            </wp14:sizeRelV>
+          </wp:anchor>
+        </w:drawing>
+      </w:r>
+    </w:p>
+    <w:p>
+      <w:pPr>
+        <w:rPr>
+          <w:color w:val="0F4761" w:themeColor="accent1" w:themeShade="BF"/>
+          <w:sz w:val="72"/>
+          <w:szCs w:val="72"/>
+          <w:lang w:val="de-DE"/>
+        </w:rPr>
+      </w:pPr>
+    </w:p>
+    <w:p>
+      <w:pPr>
+        <w:jc w:val="center"/>
+        <w:rPr>
+          <w:color w:val="0F4761" w:themeColor="accent1" w:themeShade="BF"/>
+          <w:sz w:val="72"/>
+          <w:szCs w:val="72"/>
+          <w:lang w:val="de-DE"/>
+        </w:rPr>
+      </w:pPr>
+    </w:p>
+    <w:p>
+      <w:pPr>
+        <w:jc w:val="center"/>
+        <w:rPr>
+          <w:color w:val="0F4761" w:themeColor="accent1" w:themeShade="BF"/>
+          <w:sz w:val="72"/>
+          <w:szCs w:val="72"/>
+          <w:lang w:val="de-DE"/>
+        </w:rPr>
+      </w:pPr>
+    </w:p>
+    <w:p>
+      <w:pPr>
+        <w:jc w:val="center"/>
+        <w:rPr>
+          <w:color w:val="0F4761" w:themeColor="accent1" w:themeShade="BF"/>
+          <w:sz w:val="72"/>
+          <w:szCs w:val="72"/>
+          <w:lang w:val="de-DE"/>
+        </w:rPr>
+      </w:pPr>
+    </w:p>
+    <w:p>
+      <w:pPr>
+        <w:ind w:left="1134" w:right="1088"/>
+        <w:jc w:val="center"/>
+        <w:rPr>
+          <w:rFonts w:asciiTheme="majorHAnsi" w:eastAsiaTheme="majorEastAsia" w:hAnsiTheme="majorHAnsi" w:cstheme="majorBidi"/>
+          <w:color w:val="0F4761" w:themeColor="accent1" w:themeShade="BF"/>
+          <w:sz w:val="46"/>
+          <w:szCs w:val="46"/>
+          <w:lang w:val="de-DE"/>
+        </w:rPr>
+      </w:pPr>
+      <w:r>
+        <w:rPr>
+          <w:color w:val="0F4761" w:themeColor="accent1" w:themeShade="BF"/>
+          <w:sz w:val="72"/>
+          <w:szCs w:val="72"/>
+          <w:lang w:val="de-DE"/>
+        </w:rPr>
+        <w:t>{{ internal_topic_name }}</w:t>
+      </w:r>
+      <w:r>
+        <w:rPr>
+          <w:sz w:val="46"/>
+          <w:szCs w:val="46"/>
+          <w:lang w:val="de-DE"/>
+        </w:rPr>
+        <w:br w:type="page"/>
+      </w:r>
+    </w:p>
     <w:p>
       <w:pPr>
         <w:pStyle w:val="Heading1"/>
@@ -17,16 +242,96 @@
           <w:lang w:val="de-DE"/>
         </w:rPr>
       </w:pPr>
-      <w:bookmarkStart w:id="0" w:name="_Toc223679144"/>
       <w:r>
         <w:rPr>
           <w:sz w:val="46"/>
           <w:szCs w:val="46"/>
           <w:lang w:val="de-DE"/>
         </w:rPr>
-        <w:t>{{ internal_process_name }}</w:t>
+        <w:lastRenderedPageBreak/>
+        <w:t>{</w:t>
+      </w:r>
+      <w:r>
+        <w:rPr>
+          <w:sz w:val="46"/>
+          <w:szCs w:val="46"/>
+          <w:lang w:val="de-DE"/>
+        </w:rPr>
+        <w:t>{</w:t>
+      </w:r>
+      <w:r>
+        <w:rPr>
+          <w:sz w:val="46"/>
+          <w:szCs w:val="46"/>
+          <w:lang w:val="de-DE"/>
+        </w:rPr>
+        <w:t xml:space="preserve"> internal_</w:t>
+      </w:r>
+      <w:r>
+        <w:rPr>
+          <w:sz w:val="46"/>
+          <w:szCs w:val="46"/>
+          <w:lang w:val="de-DE"/>
+        </w:rPr>
+        <w:t>topic</w:t>
+      </w:r>
+      <w:r>
+        <w:rPr>
+          <w:sz w:val="46"/>
+          <w:szCs w:val="46"/>
+          <w:lang w:val="de-DE"/>
+        </w:rPr>
+        <w:t>_name }}</w:t>
       </w:r>
       <w:bookmarkEnd w:id="0"/>
+    </w:p>
+    <w:p>
+      <w:pPr>
+        <w:spacing w:line="240" w:lineRule="auto"/>
+        <w:rPr>
+          <w:lang w:val="de-DE"/>
+        </w:rPr>
+      </w:pPr>
+      <w:r>
+        <w:rPr>
+          <w:sz w:val="20"/>
+          <w:szCs w:val="20"/>
+          <w:lang w:val="de-DE"/>
+        </w:rPr>
+        <w:t>{{ internal_</w:t>
+      </w:r>
+      <w:r>
+        <w:rPr>
+          <w:sz w:val="20"/>
+          <w:szCs w:val="20"/>
+          <w:lang w:val="de-DE"/>
+        </w:rPr>
+        <w:t>topic</w:t>
+      </w:r>
+      <w:r>
+        <w:rPr>
+          <w:sz w:val="20"/>
+          <w:szCs w:val="20"/>
+          <w:lang w:val="de-DE"/>
+        </w:rPr>
+        <w:t>_</w:t>
+      </w:r>
+      <w:r>
+        <w:rPr>
+          <w:sz w:val="20"/>
+          <w:szCs w:val="20"/>
+          <w:lang w:val="de-DE"/>
+        </w:rPr>
+        <w:t>summary</w:t>
+      </w:r>
+      <w:r>
+        <w:rPr>
+          <w:sz w:val="20"/>
+          <w:szCs w:val="20"/>
+          <w:lang w:val="de-DE"/>
+        </w:rPr>
+        <w:t xml:space="preserve"> }}</w:t>
+      </w:r>
     </w:p>
     <w:p>
       <w:pPr>
@@ -90,7 +395,7 @@
           <w:lang w:val="de-DE"/>
         </w:rPr>
         <w:lastRenderedPageBreak/>
-        <w:t>Konzepte</w:t>
+        <w:t>Geschäftsobjekte</w:t>
       </w:r>
       <w:r>
         <w:rPr>
@@ -186,6 +491,18 @@
           <w:lang w:val="de-DE"/>
         </w:rPr>
         <w:t>{% endif %}</w:t>
+      </w:r>
+      <w:r>
+        <w:rPr>
+          <w:lang w:val="de-DE"/>
+        </w:rPr>
+        <w:t>{% for leaf in leaf_entries %}</w:t>
+      </w:r>
+      <w:r>
+        <w:rPr>
+          <w:lang w:val="de-DE"/>
+        </w:rPr>
+        <w:t xml:space="preserve"> </w:t>
       </w:r>
     </w:p>
     <w:p>
@@ -220,102 +537,530 @@
           <w:lang w:val="de-DE"/>
         </w:rPr>
         <w:lastRenderedPageBreak/>
-        <w:t>Prozessschritte</w:t>
-      </w:r>
-      <w:r>
-        <w:rPr>
-          <w:lang w:val="de-DE"/>
-        </w:rPr>
-        <w:t xml:space="preserve"> </w:t>
-      </w:r>
-      <w:r>
-        <w:rPr>
-          <w:lang w:val="de-DE"/>
-        </w:rPr>
-        <w:t>{% for leaf in leaf_processes %}</w:t>
-      </w:r>
-      <w:bookmarkEnd w:id="3"/>
+        <w:t xml:space="preserve">{{ </w:t>
+      </w:r>
+      <w:r>
+        <w:rPr>
+          <w:lang w:val="de-DE"/>
+        </w:rPr>
+        <w:t>leaf</w:t>
+      </w:r>
+      <w:r>
+        <w:rPr>
+          <w:lang w:val="de-DE"/>
+        </w:rPr>
+        <w:t>.leaf_</w:t>
+      </w:r>
+      <w:r>
+        <w:rPr>
+          <w:lang w:val="de-DE"/>
+        </w:rPr>
+        <w:t>topic</w:t>
+      </w:r>
+      <w:r>
+        <w:rPr>
+          <w:lang w:val="de-DE"/>
+        </w:rPr>
+        <w:t>_name }}</w:t>
+      </w:r>
     </w:p>
     <w:p>
       <w:pPr>
-        <w:pStyle w:val="Heading2"/>
-        <w:spacing w:before="280" w:after="0" w:line="240" w:lineRule="auto"/>
-        <w:ind w:left="578" w:hanging="578"/>
-        <w:rPr>
-          <w:lang w:val="de-DE"/>
-        </w:rPr>
-      </w:pPr>
-      <w:bookmarkStart w:id="4" w:name="_Toc223679148"/>
-      <w:r>
-        <w:rPr>
-          <w:lang w:val="de-DE"/>
-        </w:rPr>
-        <w:t>{{ leaf.leaf_process_name }}</w:t>
-      </w:r>
-      <w:bookmarkEnd w:id="4"/>
+        <w:spacing w:after="0" w:line="240" w:lineRule="auto"/>
+        <w:rPr>
+          <w:lang w:val="de-DE"/>
+        </w:rPr>
+      </w:pPr>
+      <w:r>
+        <w:rPr>
+          <w:sz w:val="20"/>
+          <w:szCs w:val="20"/>
+          <w:lang w:val="de-DE"/>
+        </w:rPr>
+        <w:t xml:space="preserve">{{ </w:t>
+      </w:r>
+      <w:r>
+        <w:rPr>
+          <w:sz w:val="20"/>
+          <w:szCs w:val="20"/>
+          <w:lang w:val="de-DE"/>
+        </w:rPr>
+        <w:t>leaf</w:t>
+      </w:r>
+      <w:r>
+        <w:rPr>
+          <w:sz w:val="20"/>
+          <w:szCs w:val="20"/>
+          <w:lang w:val="de-DE"/>
+        </w:rPr>
+        <w:t>.</w:t>
+      </w:r>
+      <w:r>
+        <w:rPr>
+          <w:sz w:val="20"/>
+          <w:szCs w:val="20"/>
+          <w:lang w:val="de-DE"/>
+        </w:rPr>
+        <w:t>leaf_topic_summary</w:t>
+      </w:r>
+      <w:r>
+        <w:rPr>
+          <w:sz w:val="20"/>
+          <w:szCs w:val="20"/>
+          <w:lang w:val="de-DE"/>
+        </w:rPr>
+        <w:t xml:space="preserve"> }}</w:t>
+      </w:r>
     </w:p>
     <w:p>
       <w:pPr>
-        <w:spacing w:after="0" w:line="240" w:lineRule="auto"/>
-        <w:rPr>
-          <w:sz w:val="20"/>
-          <w:szCs w:val="20"/>
-          <w:lang w:val="de-DE"/>
-        </w:rPr>
-      </w:pPr>
-      <w:r>
-        <w:rPr>
-          <w:sz w:val="20"/>
-          <w:szCs w:val="20"/>
-          <w:lang w:val="de-DE"/>
-        </w:rPr>
-        <w:t>{{ leaf.leaf_process_description }}</w:t>
+        <w:spacing w:before="240" w:after="0" w:line="240" w:lineRule="auto"/>
+        <w:rPr>
+          <w:color w:val="0F4761" w:themeColor="accent1" w:themeShade="BF"/>
+          <w:sz w:val="28"/>
+          <w:szCs w:val="28"/>
+          <w:lang w:val="de-DE"/>
+        </w:rPr>
+      </w:pPr>
+      <w:r>
+        <w:rPr>
+          <w:color w:val="0F4761" w:themeColor="accent1" w:themeShade="BF"/>
+          <w:sz w:val="28"/>
+          <w:szCs w:val="28"/>
+          <w:lang w:val="de-DE"/>
+        </w:rPr>
+        <w:t>Geschäftlicher Kontext</w:t>
       </w:r>
     </w:p>
     <w:p>
       <w:pPr>
-        <w:pStyle w:val="Heading3"/>
-        <w:spacing w:before="360" w:after="0" w:line="240" w:lineRule="auto"/>
-        <w:rPr>
-          <w:lang w:val="de-DE"/>
-        </w:rPr>
-      </w:pPr>
-      <w:bookmarkStart w:id="5" w:name="_Toc223679149"/>
-      <w:r>
-        <w:rPr>
-          <w:lang w:val="de-DE"/>
-        </w:rPr>
-        <w:t>Operative Aufgaben</w:t>
-      </w:r>
-      <w:r>
-        <w:rPr>
-          <w:lang w:val="de-DE"/>
-        </w:rPr>
-        <w:t xml:space="preserve"> </w:t>
-      </w:r>
-      <w:r>
-        <w:rPr>
-          <w:lang w:val="de-DE"/>
-        </w:rPr>
-        <w:t>{% for t in leaf.tasks.task %}</w:t>
-      </w:r>
-      <w:bookmarkEnd w:id="5"/>
+        <w:spacing w:after="0" w:line="240" w:lineRule="auto"/>
+        <w:rPr>
+          <w:lang w:val="de-DE"/>
+        </w:rPr>
+      </w:pPr>
+      <w:r>
+        <w:rPr>
+          <w:sz w:val="20"/>
+          <w:szCs w:val="20"/>
+          <w:lang w:val="de-DE"/>
+        </w:rPr>
+        <w:t xml:space="preserve">{{ </w:t>
+      </w:r>
+      <w:r>
+        <w:rPr>
+          <w:sz w:val="20"/>
+          <w:szCs w:val="20"/>
+          <w:lang w:val="de-DE"/>
+        </w:rPr>
+        <w:t>leaf</w:t>
+      </w:r>
+      <w:r>
+        <w:rPr>
+          <w:sz w:val="20"/>
+          <w:szCs w:val="20"/>
+          <w:lang w:val="de-DE"/>
+        </w:rPr>
+        <w:t>.</w:t>
+      </w:r>
+      <w:r>
+        <w:rPr>
+          <w:sz w:val="20"/>
+          <w:szCs w:val="20"/>
+          <w:lang w:val="de-DE"/>
+        </w:rPr>
+        <w:t>leaf_</w:t>
+      </w:r>
+      <w:r>
+        <w:rPr>
+          <w:sz w:val="20"/>
+          <w:szCs w:val="20"/>
+          <w:lang w:val="de-DE"/>
+        </w:rPr>
+        <w:t>B</w:t>
+      </w:r>
+      <w:r>
+        <w:rPr>
+          <w:sz w:val="20"/>
+          <w:szCs w:val="20"/>
+          <w:lang w:val="de-DE"/>
+        </w:rPr>
+        <w:t>_</w:t>
+      </w:r>
+      <w:r>
+        <w:rPr>
+          <w:sz w:val="20"/>
+          <w:szCs w:val="20"/>
+          <w:lang w:val="de-DE"/>
+        </w:rPr>
+        <w:t>Context</w:t>
+      </w:r>
+      <w:r>
+        <w:rPr>
+          <w:sz w:val="20"/>
+          <w:szCs w:val="20"/>
+          <w:lang w:val="de-DE"/>
+        </w:rPr>
+        <w:t xml:space="preserve"> }}</w:t>
+      </w:r>
     </w:p>
     <w:p>
       <w:pPr>
-        <w:pStyle w:val="Heading4"/>
-        <w:spacing w:before="240" w:line="240" w:lineRule="auto"/>
-        <w:ind w:left="862" w:hanging="862"/>
-        <w:rPr>
-          <w:sz w:val="24"/>
-          <w:szCs w:val="24"/>
-          <w:lang w:val="de-DE"/>
-        </w:rPr>
-      </w:pPr>
-      <w:r>
-        <w:rPr>
-          <w:sz w:val="24"/>
-          <w:szCs w:val="24"/>
+        <w:pStyle w:val="Heading2"/>
+        <w:spacing w:before="480" w:after="0" w:line="240" w:lineRule="auto"/>
+        <w:ind w:left="578" w:hanging="578"/>
+        <w:rPr>
+          <w:lang w:val="de-DE"/>
+        </w:rPr>
+      </w:pPr>
+      <w:r>
+        <w:rPr>
+          <w:lang w:val="de-DE"/>
+        </w:rPr>
+        <w:t>{% if leaf.leaf_concept %}</w:t>
+      </w:r>
+      <w:r>
+        <w:t xml:space="preserve"> </w:t>
+      </w:r>
+      <w:r>
+        <w:rPr>
+          <w:lang w:val="de-DE"/>
+        </w:rPr>
+        <w:t>Konzeptionelle Elemente</w:t>
+      </w:r>
+    </w:p>
+    <w:p>
+      <w:pPr>
+        <w:spacing w:after="0" w:line="240" w:lineRule="auto"/>
+        <w:rPr>
+          <w:lang w:val="de-DE"/>
+        </w:rPr>
+      </w:pPr>
+      <w:r>
+        <w:rPr>
+          <w:sz w:val="20"/>
+          <w:szCs w:val="20"/>
+          <w:lang w:val="de-DE"/>
+        </w:rPr>
+        <w:t xml:space="preserve">{{ </w:t>
+      </w:r>
+      <w:r>
+        <w:rPr>
+          <w:sz w:val="20"/>
+          <w:szCs w:val="20"/>
+          <w:lang w:val="de-DE"/>
+        </w:rPr>
+        <w:t>leaf</w:t>
+      </w:r>
+      <w:r>
+        <w:rPr>
+          <w:sz w:val="20"/>
+          <w:szCs w:val="20"/>
+          <w:lang w:val="de-DE"/>
+        </w:rPr>
+        <w:t>.</w:t>
+      </w:r>
+      <w:r>
+        <w:rPr>
+          <w:sz w:val="20"/>
+          <w:szCs w:val="20"/>
+          <w:lang w:val="de-DE"/>
+        </w:rPr>
+        <w:t>leaf_</w:t>
+      </w:r>
+      <w:r>
+        <w:rPr>
+          <w:sz w:val="20"/>
+          <w:szCs w:val="20"/>
+          <w:lang w:val="de-DE"/>
+        </w:rPr>
+        <w:t>concept</w:t>
+      </w:r>
+      <w:r>
+        <w:rPr>
+          <w:sz w:val="20"/>
+          <w:szCs w:val="20"/>
+          <w:lang w:val="de-DE"/>
+        </w:rPr>
+        <w:t xml:space="preserve"> }}</w:t>
+      </w:r>
+      <w:r>
+        <w:rPr>
+          <w:sz w:val="20"/>
+          <w:szCs w:val="20"/>
+          <w:lang w:val="de-DE"/>
+        </w:rPr>
+        <w:t>{% if leaf.concept</w:t>
+      </w:r>
+      <w:r>
+        <w:rPr>
+          <w:sz w:val="20"/>
+          <w:szCs w:val="20"/>
+          <w:lang w:val="de-DE"/>
+        </w:rPr>
+        <w:t>_elements</w:t>
+      </w:r>
+      <w:r>
+        <w:rPr>
+          <w:sz w:val="20"/>
+          <w:szCs w:val="20"/>
+          <w:lang w:val="de-DE"/>
+        </w:rPr>
+        <w:t xml:space="preserve"> %}</w:t>
+      </w:r>
+      <w:r>
+        <w:rPr>
+          <w:sz w:val="20"/>
+          <w:szCs w:val="20"/>
+          <w:lang w:val="de-DE"/>
+        </w:rPr>
+        <w:t xml:space="preserve">{% for </w:t>
+      </w:r>
+      <w:r>
+        <w:rPr>
+          <w:sz w:val="20"/>
+          <w:szCs w:val="20"/>
+          <w:lang w:val="de-DE"/>
+        </w:rPr>
+        <w:t>element</w:t>
+      </w:r>
+      <w:r>
+        <w:rPr>
+          <w:sz w:val="20"/>
+          <w:szCs w:val="20"/>
+          <w:lang w:val="de-DE"/>
+        </w:rPr>
+        <w:t xml:space="preserve"> in </w:t>
+      </w:r>
+      <w:r>
+        <w:rPr>
+          <w:sz w:val="20"/>
+          <w:szCs w:val="20"/>
+          <w:lang w:val="de-DE"/>
+        </w:rPr>
+        <w:t>leaf</w:t>
+      </w:r>
+      <w:r>
+        <w:rPr>
+          <w:sz w:val="20"/>
+          <w:szCs w:val="20"/>
+          <w:lang w:val="de-DE"/>
+        </w:rPr>
+        <w:t>.concept_elements</w:t>
+      </w:r>
+      <w:r>
+        <w:rPr>
+          <w:sz w:val="20"/>
+          <w:szCs w:val="20"/>
+          <w:lang w:val="de-DE"/>
+        </w:rPr>
+        <w:t xml:space="preserve"> %}</w:t>
+      </w:r>
+    </w:p>
+    <w:p>
+      <w:pPr>
+        <w:pStyle w:val="Heading3"/>
+        <w:spacing w:before="240" w:after="0" w:line="240" w:lineRule="auto"/>
+        <w:rPr>
+          <w:lang w:val="de-DE"/>
+        </w:rPr>
+      </w:pPr>
+      <w:r>
+        <w:rPr>
+          <w:lang w:val="de-DE"/>
+        </w:rPr>
+        <w:t xml:space="preserve">{{ </w:t>
+      </w:r>
+      <w:r>
+        <w:rPr>
+          <w:lang w:val="de-DE"/>
+        </w:rPr>
+        <w:t>element.element_name</w:t>
+      </w:r>
+      <w:r>
+        <w:rPr>
+          <w:lang w:val="de-DE"/>
+        </w:rPr>
+        <w:t xml:space="preserve"> }}</w:t>
+      </w:r>
+    </w:p>
+    <w:p>
+      <w:pPr>
+        <w:spacing w:after="0" w:line="240" w:lineRule="auto"/>
+        <w:rPr>
+          <w:lang w:val="de-DE"/>
+        </w:rPr>
+      </w:pPr>
+      <w:r>
+        <w:rPr>
+          <w:sz w:val="20"/>
+          <w:szCs w:val="20"/>
+          <w:lang w:val="de-DE"/>
+        </w:rPr>
+        <w:t xml:space="preserve">{{ </w:t>
+      </w:r>
+      <w:r>
+        <w:rPr>
+          <w:sz w:val="20"/>
+          <w:szCs w:val="20"/>
+          <w:lang w:val="de-DE"/>
+        </w:rPr>
+        <w:t>element</w:t>
+      </w:r>
+      <w:r>
+        <w:rPr>
+          <w:sz w:val="20"/>
+          <w:szCs w:val="20"/>
+          <w:lang w:val="de-DE"/>
+        </w:rPr>
+        <w:t>.</w:t>
+      </w:r>
+      <w:r>
+        <w:rPr>
+          <w:sz w:val="20"/>
+          <w:szCs w:val="20"/>
+          <w:lang w:val="de-DE"/>
+        </w:rPr>
+        <w:t>element_description</w:t>
+      </w:r>
+      <w:r>
+        <w:rPr>
+          <w:sz w:val="20"/>
+          <w:szCs w:val="20"/>
+          <w:lang w:val="de-DE"/>
+        </w:rPr>
+        <w:t xml:space="preserve"> }}</w:t>
+      </w:r>
+      <w:r>
+        <w:rPr>
+          <w:sz w:val="20"/>
+          <w:szCs w:val="20"/>
+          <w:lang w:val="de-DE"/>
+        </w:rPr>
+        <w:t>{% endfor %}</w:t>
+      </w:r>
+      <w:r>
+        <w:rPr>
+          <w:sz w:val="20"/>
+          <w:szCs w:val="20"/>
+          <w:lang w:val="de-DE"/>
+        </w:rPr>
+        <w:t>{% endif %}</w:t>
+      </w:r>
+      <w:r>
+        <w:rPr>
+          <w:sz w:val="20"/>
+          <w:szCs w:val="20"/>
+          <w:lang w:val="de-DE"/>
+        </w:rPr>
+        <w:t>{% endif %}</w:t>
+      </w:r>
+      <w:r>
+        <w:rPr>
+          <w:sz w:val="20"/>
+          <w:szCs w:val="20"/>
+          <w:lang w:val="de-DE"/>
+        </w:rPr>
+        <w:t>{% if leaf.leaf_process_name %}</w:t>
+      </w:r>
+      <w:r>
+        <w:rPr>
+          <w:sz w:val="20"/>
+          <w:szCs w:val="20"/>
+          <w:lang w:val="de-DE"/>
+        </w:rPr>
+        <w:t xml:space="preserve"> </w:t>
+      </w:r>
+    </w:p>
+    <w:p>
+      <w:pPr>
+        <w:pStyle w:val="Heading2"/>
+        <w:spacing w:before="480" w:after="0" w:line="240" w:lineRule="auto"/>
+        <w:ind w:left="578" w:hanging="578"/>
+        <w:rPr>
+          <w:lang w:val="de-DE"/>
+        </w:rPr>
+      </w:pPr>
+      <w:r>
+        <w:rPr>
+          <w:lang w:val="de-DE"/>
+        </w:rPr>
+        <w:t xml:space="preserve">{{ </w:t>
+      </w:r>
+      <w:r>
+        <w:rPr>
+          <w:lang w:val="de-DE"/>
+        </w:rPr>
+        <w:t>leaf</w:t>
+      </w:r>
+      <w:r>
+        <w:rPr>
+          <w:lang w:val="de-DE"/>
+        </w:rPr>
+        <w:t>.leaf_process_name }}</w:t>
+      </w:r>
+    </w:p>
+    <w:p>
+      <w:pPr>
+        <w:spacing w:after="0" w:line="240" w:lineRule="auto"/>
+        <w:rPr>
+          <w:sz w:val="20"/>
+          <w:szCs w:val="20"/>
+          <w:lang w:val="de-DE"/>
+        </w:rPr>
+      </w:pPr>
+      <w:r>
+        <w:rPr>
+          <w:sz w:val="20"/>
+          <w:szCs w:val="20"/>
+          <w:lang w:val="de-DE"/>
+        </w:rPr>
+        <w:t xml:space="preserve">{{ </w:t>
+      </w:r>
+      <w:r>
+        <w:rPr>
+          <w:sz w:val="20"/>
+          <w:szCs w:val="20"/>
+          <w:lang w:val="de-DE"/>
+        </w:rPr>
+        <w:t>leaf</w:t>
+      </w:r>
+      <w:r>
+        <w:rPr>
+          <w:sz w:val="20"/>
+          <w:szCs w:val="20"/>
+          <w:lang w:val="de-DE"/>
+        </w:rPr>
+        <w:t>.leaf_process_description }}</w:t>
+      </w:r>
+      <w:r>
+        <w:rPr>
+          <w:sz w:val="20"/>
+          <w:szCs w:val="20"/>
+          <w:lang w:val="de-DE"/>
+        </w:rPr>
+        <w:t xml:space="preserve"> </w:t>
+      </w:r>
+      <w:r>
+        <w:rPr>
+          <w:sz w:val="20"/>
+          <w:szCs w:val="20"/>
+          <w:lang w:val="de-DE"/>
+        </w:rPr>
+        <w:t>{% for t in leaf.tasks.task %}</w:t>
+      </w:r>
+    </w:p>
+    <w:bookmarkEnd w:id="3"/>
+    <w:p>
+      <w:pPr>
+        <w:pStyle w:val="Heading3"/>
+        <w:spacing w:before="240" w:after="0" w:line="240" w:lineRule="auto"/>
+        <w:rPr>
+          <w:lang w:val="de-DE"/>
+        </w:rPr>
+      </w:pPr>
+      <w:r>
+        <w:rPr>
           <w:lang w:val="de-DE"/>
         </w:rPr>
         <w:t>{{ t.step_name }}</w:t>
@@ -739,17 +1484,23 @@
         </w:rPr>
         <w:t>{% endfor %}</w:t>
       </w:r>
+      <w:r>
+        <w:rPr>
+          <w:lang w:val="de-DE"/>
+        </w:rPr>
+        <w:t>{% endif %}</w:t>
+      </w:r>
     </w:p>
     <w:p>
       <w:pPr>
-        <w:pStyle w:val="Heading3"/>
-        <w:spacing w:before="360" w:after="0" w:line="240" w:lineRule="auto"/>
-        <w:jc w:val="both"/>
-        <w:rPr>
-          <w:lang w:val="de-DE"/>
-        </w:rPr>
-      </w:pPr>
-      <w:bookmarkStart w:id="6" w:name="_Toc223679150"/>
+        <w:pStyle w:val="Heading2"/>
+        <w:spacing w:before="480" w:after="0" w:line="240" w:lineRule="auto"/>
+        <w:ind w:left="578" w:hanging="578"/>
+        <w:rPr>
+          <w:lang w:val="de-DE"/>
+        </w:rPr>
+      </w:pPr>
+      <w:bookmarkStart w:id="4" w:name="_Toc223679150"/>
       <w:r>
         <w:rPr>
           <w:lang w:val="de-DE"/>
@@ -764,12 +1515,11 @@
       </w:r>
       <w:r>
         <w:rPr>
-          <w:rFonts w:eastAsiaTheme="minorHAnsi"/>
           <w:lang w:val="de-DE"/>
         </w:rPr>
         <w:t>{%for qa in leaf.qa.elements%}</w:t>
       </w:r>
-      <w:bookmarkEnd w:id="6"/>
+      <w:bookmarkEnd w:id="4"/>
     </w:p>
     <w:p>
       <w:pPr>
@@ -835,14 +1585,203 @@
         <w:t>{%endfor%}</w:t>
       </w:r>
     </w:p>
+    <w:p>
+      <w:pPr>
+        <w:rPr>
+          <w:sz w:val="20"/>
+          <w:szCs w:val="20"/>
+          <w:lang w:val="de-DE"/>
+        </w:rPr>
+      </w:pPr>
+    </w:p>
     <w:sectPr>
+      <w:headerReference w:type="default" r:id="rId12"/>
+      <w:footerReference w:type="default" r:id="rId13"/>
       <w:pgSz w:w="11906" w:h="16838"/>
       <w:pgMar w:top="1440" w:right="1440" w:bottom="1440" w:left="1440" w:header="708" w:footer="708" w:gutter="0"/>
       <w:cols w:space="708"/>
+      <w:titlePg/>
       <w:docGrid w:linePitch="360"/>
     </w:sectPr>
   </w:body>
 </w:document>
+</file>
+
+<file path=word/endnotes.xml><?xml version="1.0" encoding="utf-8"?>
+<w:endnotes xmlns:wpc="http://schemas.microsoft.com/office/word/2010/wordprocessingCanvas" xmlns:cx="http://schemas.microsoft.com/office/drawing/2014/chartex" xmlns:cx1="http://schemas.microsoft.com/office/drawing/2015/9/8/chartex" xmlns:cx2="http://schemas.microsoft.com/office/drawing/2015/10/21/chartex" xmlns:cx3="http://schemas.microsoft.com/office/drawing/2016/5/9/chartex" xmlns:cx4="http://schemas.microsoft.com/office/drawing/2016/5/10/chartex" xmlns:cx5="http://schemas.microsoft.com/office/drawing/2016/5/11/chartex" xmlns:cx6="http://schemas.microsoft.com/office/drawing/2016/5/12/chartex" xmlns:cx7="http://schemas.microsoft.com/office/drawing/2016/5/13/chartex" xmlns:cx8="http://schemas.microsoft.com/office/drawing/2016/5/14/chartex" xmlns:mc="http://schemas.openxmlformats.org/markup-compatibility/2006" xmlns:aink="http://schemas.microsoft.com/office/drawing/2016/ink" xmlns:am3d="http://schemas.microsoft.com/office/drawing/2017/model3d" xmlns:o="urn:schemas-microsoft-com:office:office" xmlns:oel="http://schemas.microsoft.com/office/2019/extlst" xmlns:r="http://schemas.openxmlformats.org/officeDocument/2006/relationships" xmlns:m="http://schemas.openxmlformats.org/officeDocument/2006/math" xmlns:v="urn:schemas-microsoft-com:vml" xmlns:wp14="http://schemas.microsoft.com/office/word/2010/wordprocessingDrawing" xmlns:wp="http://schemas.openxmlformats.org/drawingml/2006/wordprocessingDrawing" xmlns:w10="urn:schemas-microsoft-com:office:word" xmlns:w="http://schemas.openxmlformats.org/wordprocessingml/2006/main" xmlns:w14="http://schemas.microsoft.com/office/word/2010/wordml" xmlns:w15="http://schemas.microsoft.com/office/word/2012/wordml" xmlns:w16cex="http://schemas.microsoft.com/office/word/2018/wordml/cex" xmlns:w16cid="http://schemas.microsoft.com/office/word/2016/wordml/cid" xmlns:w16="http://schemas.microsoft.com/office/word/2018/wordml" xmlns:w16du="http://schemas.microsoft.com/office/word/2023/wordml/word16du" xmlns:w16sdtdh="http://schemas.microsoft.com/office/word/2020/wordml/sdtdatahash" xmlns:w16sdtfl="http://schemas.microsoft.com/office/word/2024/wordml/sdtformatlock" xmlns:w16se="http://schemas.microsoft.com/office/word/2015/wordml/symex" xmlns:wpg="http://schemas.microsoft.com/office/word/2010/wordprocessingGroup" xmlns:wpi="http://schemas.microsoft.com/office/word/2010/wordprocessingInk" xmlns:wne="http://schemas.microsoft.com/office/word/2006/wordml" xmlns:wps="http://schemas.microsoft.com/office/word/2010/wordprocessingShape" mc:Ignorable="w14 w15 w16se w16cid w16 w16cex w16sdtdh w16sdtfl w16du wp14">
+  <w:endnote w:type="separator" w:id="-1">
+    <w:p>
+      <w:pPr>
+        <w:spacing w:after="0" w:line="240" w:lineRule="auto"/>
+      </w:pPr>
+      <w:r>
+        <w:separator/>
+      </w:r>
+    </w:p>
+  </w:endnote>
+  <w:endnote w:type="continuationSeparator" w:id="0">
+    <w:p>
+      <w:pPr>
+        <w:spacing w:after="0" w:line="240" w:lineRule="auto"/>
+      </w:pPr>
+      <w:r>
+        <w:continuationSeparator/>
+      </w:r>
+    </w:p>
+  </w:endnote>
+</w:endnotes>
+</file>
+
+<file path=word/footer1.xml><?xml version="1.0" encoding="utf-8"?>
+<w:ftr xmlns:wpc="http://schemas.microsoft.com/office/word/2010/wordprocessingCanvas" xmlns:cx="http://schemas.microsoft.com/office/drawing/2014/chartex" xmlns:cx1="http://schemas.microsoft.com/office/drawing/2015/9/8/chartex" xmlns:cx2="http://schemas.microsoft.com/office/drawing/2015/10/21/chartex" xmlns:cx3="http://schemas.microsoft.com/office/drawing/2016/5/9/chartex" xmlns:cx4="http://schemas.microsoft.com/office/drawing/2016/5/10/chartex" xmlns:cx5="http://schemas.microsoft.com/office/drawing/2016/5/11/chartex" xmlns:cx6="http://schemas.microsoft.com/office/drawing/2016/5/12/chartex" xmlns:cx7="http://schemas.microsoft.com/office/drawing/2016/5/13/chartex" xmlns:cx8="http://schemas.microsoft.com/office/drawing/2016/5/14/chartex" xmlns:mc="http://schemas.openxmlformats.org/markup-compatibility/2006" xmlns:aink="http://schemas.microsoft.com/office/drawing/2016/ink" xmlns:am3d="http://schemas.microsoft.com/office/drawing/2017/model3d" xmlns:o="urn:schemas-microsoft-com:office:office" xmlns:oel="http://schemas.microsoft.com/office/2019/extlst" xmlns:r="http://schemas.openxmlformats.org/officeDocument/2006/relationships" xmlns:m="http://schemas.openxmlformats.org/officeDocument/2006/math" xmlns:v="urn:schemas-microsoft-com:vml" xmlns:wp14="http://schemas.microsoft.com/office/word/2010/wordprocessingDrawing" xmlns:wp="http://schemas.openxmlformats.org/drawingml/2006/wordprocessingDrawing" xmlns:w10="urn:schemas-microsoft-com:office:word" xmlns:w="http://schemas.openxmlformats.org/wordprocessingml/2006/main" xmlns:w14="http://schemas.microsoft.com/office/word/2010/wordml" xmlns:w15="http://schemas.microsoft.com/office/word/2012/wordml" xmlns:w16cex="http://schemas.microsoft.com/office/word/2018/wordml/cex" xmlns:w16cid="http://schemas.microsoft.com/office/word/2016/wordml/cid" xmlns:w16="http://schemas.microsoft.com/office/word/2018/wordml" xmlns:w16du="http://schemas.microsoft.com/office/word/2023/wordml/word16du" xmlns:w16sdtdh="http://schemas.microsoft.com/office/word/2020/wordml/sdtdatahash" xmlns:w16sdtfl="http://schemas.microsoft.com/office/word/2024/wordml/sdtformatlock" xmlns:w16se="http://schemas.microsoft.com/office/word/2015/wordml/symex" xmlns:wpg="http://schemas.microsoft.com/office/word/2010/wordprocessingGroup" xmlns:wpi="http://schemas.microsoft.com/office/word/2010/wordprocessingInk" xmlns:wne="http://schemas.microsoft.com/office/word/2006/wordml" xmlns:wps="http://schemas.microsoft.com/office/word/2010/wordprocessingShape" mc:Ignorable="w14 w15 w16se w16cid w16 w16cex w16sdtdh w16sdtfl w16du wp14">
+  <w:p>
+    <w:pPr>
+      <w:pStyle w:val="Footer"/>
+    </w:pPr>
+    <w:proofErr w:type="gramStart"/>
+    <w:r>
+      <w:t xml:space="preserve">{{ </w:t>
+    </w:r>
+    <w:proofErr w:type="spellStart"/>
+    <w:r>
+      <w:t>internal</w:t>
+    </w:r>
+    <w:proofErr w:type="gramEnd"/>
+    <w:r>
+      <w:t>_topic_name</w:t>
+    </w:r>
+    <w:proofErr w:type="spellEnd"/>
+    <w:r>
+      <w:t xml:space="preserve"> }}</w:t>
+    </w:r>
+    <w:r>
+      <w:ptab w:relativeTo="margin" w:alignment="center" w:leader="none"/>
+    </w:r>
+    <w:r>
+      <w:fldChar w:fldCharType="begin"/>
+    </w:r>
+    <w:r>
+      <w:instrText xml:space="preserve"> PAGE   \* MERGEFORMAT </w:instrText>
+    </w:r>
+    <w:r>
+      <w:fldChar w:fldCharType="separate"/>
+    </w:r>
+    <w:r>
+      <w:rPr>
+        <w:noProof/>
+      </w:rPr>
+      <w:t>1</w:t>
+    </w:r>
+    <w:r>
+      <w:rPr>
+        <w:noProof/>
+      </w:rPr>
+      <w:fldChar w:fldCharType="end"/>
+    </w:r>
+    <w:r>
+      <w:ptab w:relativeTo="margin" w:alignment="right" w:leader="none"/>
+    </w:r>
+    <w:r>
+      <w:t xml:space="preserve">Almendro </w:t>
+    </w:r>
+    <w:proofErr w:type="spellStart"/>
+    <w:r>
+      <w:t>GmbH</w:t>
+    </w:r>
+    <w:proofErr w:type="spellEnd"/>
+  </w:p>
+</w:ftr>
+</file>
+
+<file path=word/footnotes.xml><?xml version="1.0" encoding="utf-8"?>
+<w:footnotes xmlns:wpc="http://schemas.microsoft.com/office/word/2010/wordprocessingCanvas" xmlns:cx="http://schemas.microsoft.com/office/drawing/2014/chartex" xmlns:cx1="http://schemas.microsoft.com/office/drawing/2015/9/8/chartex" xmlns:cx2="http://schemas.microsoft.com/office/drawing/2015/10/21/chartex" xmlns:cx3="http://schemas.microsoft.com/office/drawing/2016/5/9/chartex" xmlns:cx4="http://schemas.microsoft.com/office/drawing/2016/5/10/chartex" xmlns:cx5="http://schemas.microsoft.com/office/drawing/2016/5/11/chartex" xmlns:cx6="http://schemas.microsoft.com/office/drawing/2016/5/12/chartex" xmlns:cx7="http://schemas.microsoft.com/office/drawing/2016/5/13/chartex" xmlns:cx8="http://schemas.microsoft.com/office/drawing/2016/5/14/chartex" xmlns:mc="http://schemas.openxmlformats.org/markup-compatibility/2006" xmlns:aink="http://schemas.microsoft.com/office/drawing/2016/ink" xmlns:am3d="http://schemas.microsoft.com/office/drawing/2017/model3d" xmlns:o="urn:schemas-microsoft-com:office:office" xmlns:oel="http://schemas.microsoft.com/office/2019/extlst" xmlns:r="http://schemas.openxmlformats.org/officeDocument/2006/relationships" xmlns:m="http://schemas.openxmlformats.org/officeDocument/2006/math" xmlns:v="urn:schemas-microsoft-com:vml" xmlns:wp14="http://schemas.microsoft.com/office/word/2010/wordprocessingDrawing" xmlns:wp="http://schemas.openxmlformats.org/drawingml/2006/wordprocessingDrawing" xmlns:w10="urn:schemas-microsoft-com:office:word" xmlns:w="http://schemas.openxmlformats.org/wordprocessingml/2006/main" xmlns:w14="http://schemas.microsoft.com/office/word/2010/wordml" xmlns:w15="http://schemas.microsoft.com/office/word/2012/wordml" xmlns:w16cex="http://schemas.microsoft.com/office/word/2018/wordml/cex" xmlns:w16cid="http://schemas.microsoft.com/office/word/2016/wordml/cid" xmlns:w16="http://schemas.microsoft.com/office/word/2018/wordml" xmlns:w16du="http://schemas.microsoft.com/office/word/2023/wordml/word16du" xmlns:w16sdtdh="http://schemas.microsoft.com/office/word/2020/wordml/sdtdatahash" xmlns:w16sdtfl="http://schemas.microsoft.com/office/word/2024/wordml/sdtformatlock" xmlns:w16se="http://schemas.microsoft.com/office/word/2015/wordml/symex" xmlns:wpg="http://schemas.microsoft.com/office/word/2010/wordprocessingGroup" xmlns:wpi="http://schemas.microsoft.com/office/word/2010/wordprocessingInk" xmlns:wne="http://schemas.microsoft.com/office/word/2006/wordml" xmlns:wps="http://schemas.microsoft.com/office/word/2010/wordprocessingShape" mc:Ignorable="w14 w15 w16se w16cid w16 w16cex w16sdtdh w16sdtfl w16du wp14">
+  <w:footnote w:type="separator" w:id="-1">
+    <w:p>
+      <w:pPr>
+        <w:spacing w:after="0" w:line="240" w:lineRule="auto"/>
+      </w:pPr>
+      <w:r>
+        <w:separator/>
+      </w:r>
+    </w:p>
+  </w:footnote>
+  <w:footnote w:type="continuationSeparator" w:id="0">
+    <w:p>
+      <w:pPr>
+        <w:spacing w:after="0" w:line="240" w:lineRule="auto"/>
+      </w:pPr>
+      <w:r>
+        <w:continuationSeparator/>
+      </w:r>
+    </w:p>
+  </w:footnote>
+</w:footnotes>
+</file>
+
+<file path=word/header1.xml><?xml version="1.0" encoding="utf-8"?>
+<w:hdr xmlns:wpc="http://schemas.microsoft.com/office/word/2010/wordprocessingCanvas" xmlns:cx="http://schemas.microsoft.com/office/drawing/2014/chartex" xmlns:cx1="http://schemas.microsoft.com/office/drawing/2015/9/8/chartex" xmlns:cx2="http://schemas.microsoft.com/office/drawing/2015/10/21/chartex" xmlns:cx3="http://schemas.microsoft.com/office/drawing/2016/5/9/chartex" xmlns:cx4="http://schemas.microsoft.com/office/drawing/2016/5/10/chartex" xmlns:cx5="http://schemas.microsoft.com/office/drawing/2016/5/11/chartex" xmlns:cx6="http://schemas.microsoft.com/office/drawing/2016/5/12/chartex" xmlns:cx7="http://schemas.microsoft.com/office/drawing/2016/5/13/chartex" xmlns:cx8="http://schemas.microsoft.com/office/drawing/2016/5/14/chartex" xmlns:mc="http://schemas.openxmlformats.org/markup-compatibility/2006" xmlns:aink="http://schemas.microsoft.com/office/drawing/2016/ink" xmlns:am3d="http://schemas.microsoft.com/office/drawing/2017/model3d" xmlns:o="urn:schemas-microsoft-com:office:office" xmlns:oel="http://schemas.microsoft.com/office/2019/extlst" xmlns:r="http://schemas.openxmlformats.org/officeDocument/2006/relationships" xmlns:m="http://schemas.openxmlformats.org/officeDocument/2006/math" xmlns:v="urn:schemas-microsoft-com:vml" xmlns:wp14="http://schemas.microsoft.com/office/word/2010/wordprocessingDrawing" xmlns:wp="http://schemas.openxmlformats.org/drawingml/2006/wordprocessingDrawing" xmlns:w10="urn:schemas-microsoft-com:office:word" xmlns:w="http://schemas.openxmlformats.org/wordprocessingml/2006/main" xmlns:w14="http://schemas.microsoft.com/office/word/2010/wordml" xmlns:w15="http://schemas.microsoft.com/office/word/2012/wordml" xmlns:w16cex="http://schemas.microsoft.com/office/word/2018/wordml/cex" xmlns:w16cid="http://schemas.microsoft.com/office/word/2016/wordml/cid" xmlns:w16="http://schemas.microsoft.com/office/word/2018/wordml" xmlns:w16du="http://schemas.microsoft.com/office/word/2023/wordml/word16du" xmlns:w16sdtdh="http://schemas.microsoft.com/office/word/2020/wordml/sdtdatahash" xmlns:w16sdtfl="http://schemas.microsoft.com/office/word/2024/wordml/sdtformatlock" xmlns:w16se="http://schemas.microsoft.com/office/word/2015/wordml/symex" xmlns:wpg="http://schemas.microsoft.com/office/word/2010/wordprocessingGroup" xmlns:wpi="http://schemas.microsoft.com/office/word/2010/wordprocessingInk" xmlns:wne="http://schemas.microsoft.com/office/word/2006/wordml" xmlns:wps="http://schemas.microsoft.com/office/word/2010/wordprocessingShape" mc:Ignorable="w14 w15 w16se w16cid w16 w16cex w16sdtdh w16sdtfl w16du wp14">
+  <w:p>
+    <w:pPr>
+      <w:pStyle w:val="Header"/>
+    </w:pPr>
+    <w:r>
+      <w:rPr>
+        <w:noProof/>
+        <w:sz w:val="28"/>
+        <w:szCs w:val="28"/>
+      </w:rPr>
+      <w:drawing>
+        <wp:anchor distT="0" distB="0" distL="114300" distR="114300" simplePos="0" relativeHeight="251659264" behindDoc="0" locked="0" layoutInCell="1" allowOverlap="1" wp14:anchorId="60E61A0C" wp14:editId="415BEA6C">
+          <wp:simplePos x="0" y="0"/>
+          <wp:positionH relativeFrom="column">
+            <wp:posOffset>4775200</wp:posOffset>
+          </wp:positionH>
+          <wp:positionV relativeFrom="paragraph">
+            <wp:posOffset>-68368</wp:posOffset>
+          </wp:positionV>
+          <wp:extent cx="1636395" cy="205105"/>
+          <wp:effectExtent l="0" t="0" r="1905" b="4445"/>
+          <wp:wrapNone/>
+          <wp:docPr id="1249775539" name="Grafik 13"/>
+          <wp:cNvGraphicFramePr>
+            <a:graphicFrameLocks xmlns:a="http://schemas.openxmlformats.org/drawingml/2006/main" noChangeAspect="1"/>
+          </wp:cNvGraphicFramePr>
+          <a:graphic xmlns:a="http://schemas.openxmlformats.org/drawingml/2006/main">
+            <a:graphicData uri="http://schemas.openxmlformats.org/drawingml/2006/picture">
+              <pic:pic xmlns:pic="http://schemas.openxmlformats.org/drawingml/2006/picture">
+                <pic:nvPicPr>
+                  <pic:cNvPr id="382258593" name="Grafik 382258593"/>
+                  <pic:cNvPicPr/>
+                </pic:nvPicPr>
+                <pic:blipFill>
+                  <a:blip r:embed="rId1">
+                    <a:extLst>
+                      <a:ext uri="{96DAC541-7B7A-43D3-8B79-37D633B846F1}">
+                        <asvg:svgBlip xmlns:asvg="http://schemas.microsoft.com/office/drawing/2016/SVG/main" r:embed="rId2"/>
+                      </a:ext>
+                    </a:extLst>
+                  </a:blip>
+                  <a:stretch>
+                    <a:fillRect/>
+                  </a:stretch>
+                </pic:blipFill>
+                <pic:spPr>
+                  <a:xfrm>
+                    <a:off x="0" y="0"/>
+                    <a:ext cx="1636395" cy="205105"/>
+                  </a:xfrm>
+                  <a:prstGeom prst="rect">
+                    <a:avLst/>
+                  </a:prstGeom>
+                </pic:spPr>
+              </pic:pic>
+            </a:graphicData>
+          </a:graphic>
+        </wp:anchor>
+      </w:drawing>
+    </w:r>
+  </w:p>
+</w:hdr>
 </file>
 
 <file path=word/numbering.xml><?xml version="1.0" encoding="utf-8"?>
@@ -2353,6 +3292,12 @@
   </w:num>
   <w:num w:numId="68" w16cid:durableId="1189029255">
     <w:abstractNumId w:val="14"/>
+  </w:num>
+  <w:num w:numId="69" w16cid:durableId="180168830">
+    <w:abstractNumId w:val="8"/>
+  </w:num>
+  <w:num w:numId="70" w16cid:durableId="812067932">
+    <w:abstractNumId w:val="8"/>
   </w:num>
 </w:numbering>
 </file>
@@ -3511,6 +4456,56 @@
       <w:szCs w:val="18"/>
     </w:rPr>
   </w:style>
+  <w:style w:type="paragraph" w:styleId="Header">
+    <w:name w:val="header"/>
+    <w:basedOn w:val="Normal"/>
+    <w:link w:val="HeaderChar"/>
+    <w:uiPriority w:val="99"/>
+    <w:unhideWhenUsed/>
+    <w:rsid w:val="0040665D"/>
+    <w:pPr>
+      <w:tabs>
+        <w:tab w:val="center" w:pos="4513"/>
+        <w:tab w:val="right" w:pos="9026"/>
+      </w:tabs>
+      <w:spacing w:after="0" w:line="240" w:lineRule="auto"/>
+    </w:pPr>
+  </w:style>
+  <w:style w:type="character" w:customStyle="1" w:styleId="HeaderChar">
+    <w:name w:val="Header Char"/>
+    <w:basedOn w:val="DefaultParagraphFont"/>
+    <w:link w:val="Header"/>
+    <w:uiPriority w:val="99"/>
+    <w:rsid w:val="0040665D"/>
+    <w:rPr>
+      <w:lang w:val="es-AR"/>
+    </w:rPr>
+  </w:style>
+  <w:style w:type="paragraph" w:styleId="Footer">
+    <w:name w:val="footer"/>
+    <w:basedOn w:val="Normal"/>
+    <w:link w:val="FooterChar"/>
+    <w:uiPriority w:val="99"/>
+    <w:unhideWhenUsed/>
+    <w:rsid w:val="0040665D"/>
+    <w:pPr>
+      <w:tabs>
+        <w:tab w:val="center" w:pos="4513"/>
+        <w:tab w:val="right" w:pos="9026"/>
+      </w:tabs>
+      <w:spacing w:after="0" w:line="240" w:lineRule="auto"/>
+    </w:pPr>
+  </w:style>
+  <w:style w:type="character" w:customStyle="1" w:styleId="FooterChar">
+    <w:name w:val="Footer Char"/>
+    <w:basedOn w:val="DefaultParagraphFont"/>
+    <w:link w:val="Footer"/>
+    <w:uiPriority w:val="99"/>
+    <w:rsid w:val="0040665D"/>
+    <w:rPr>
+      <w:lang w:val="es-AR"/>
+    </w:rPr>
+  </w:style>
 </w:styles>
 </file>
 

--- a/src/Word_Doc_Builder/Word_Doc_Process_Template (DE).docx
+++ b/src/Word_Doc_Builder/Word_Doc_Process_Template (DE).docx
@@ -404,31 +404,7 @@
         <w:t xml:space="preserve"> </w:t>
       </w:r>
       <w:r>
-        <w:t xml:space="preserve">{% </w:t>
-      </w:r>
-      <w:proofErr w:type="spellStart"/>
-      <w:r>
-        <w:t>for</w:t>
-      </w:r>
-      <w:proofErr w:type="spellEnd"/>
-      <w:r>
-        <w:t xml:space="preserve"> </w:t>
-      </w:r>
-      <w:proofErr w:type="spellStart"/>
-      <w:r>
-        <w:t>bo</w:t>
-      </w:r>
-      <w:proofErr w:type="spellEnd"/>
-      <w:r>
-        <w:t xml:space="preserve"> in </w:t>
-      </w:r>
-      <w:proofErr w:type="spellStart"/>
-      <w:r>
-        <w:t>data_elements.BOs</w:t>
-      </w:r>
-      <w:proofErr w:type="spellEnd"/>
-      <w:r>
-        <w:t xml:space="preserve"> %}</w:t>
+        <w:t>{% for bo in data_elements.BOs %}</w:t>
       </w:r>
       <w:bookmarkEnd w:id="1"/>
     </w:p>
@@ -669,31 +645,7 @@
           <w:szCs w:val="20"/>
           <w:lang w:val="de-DE"/>
         </w:rPr>
-        <w:t>leaf_</w:t>
-      </w:r>
-      <w:r>
-        <w:rPr>
-          <w:sz w:val="20"/>
-          <w:szCs w:val="20"/>
-          <w:lang w:val="de-DE"/>
-        </w:rPr>
-        <w:t>B</w:t>
-      </w:r>
-      <w:r>
-        <w:rPr>
-          <w:sz w:val="20"/>
-          <w:szCs w:val="20"/>
-          <w:lang w:val="de-DE"/>
-        </w:rPr>
-        <w:t>_</w:t>
-      </w:r>
-      <w:r>
-        <w:rPr>
-          <w:sz w:val="20"/>
-          <w:szCs w:val="20"/>
-          <w:lang w:val="de-DE"/>
-        </w:rPr>
-        <w:t>Context</w:t>
+        <w:t>leaf_B_Context</w:t>
       </w:r>
       <w:r>
         <w:rPr>
@@ -766,15 +718,7 @@
           <w:szCs w:val="20"/>
           <w:lang w:val="de-DE"/>
         </w:rPr>
-        <w:t>leaf_</w:t>
-      </w:r>
-      <w:r>
-        <w:rPr>
-          <w:sz w:val="20"/>
-          <w:szCs w:val="20"/>
-          <w:lang w:val="de-DE"/>
-        </w:rPr>
-        <w:t>concept</w:t>
+        <w:t>leaf_concept</w:t>
       </w:r>
       <w:r>
         <w:rPr>
@@ -985,7 +929,19 @@
         <w:rPr>
           <w:lang w:val="de-DE"/>
         </w:rPr>
-        <w:t xml:space="preserve">{{ </w:t>
+        <w:t>Prozess</w:t>
+      </w:r>
+      <w:r>
+        <w:rPr>
+          <w:lang w:val="de-DE"/>
+        </w:rPr>
+        <w:t>: {</w:t>
+      </w:r>
+      <w:r>
+        <w:rPr>
+          <w:lang w:val="de-DE"/>
+        </w:rPr>
+        <w:t xml:space="preserve">{ </w:t>
       </w:r>
       <w:r>
         <w:rPr>
@@ -1638,21 +1594,8 @@
     <w:pPr>
       <w:pStyle w:val="Footer"/>
     </w:pPr>
-    <w:proofErr w:type="gramStart"/>
     <w:r>
-      <w:t xml:space="preserve">{{ </w:t>
-    </w:r>
-    <w:proofErr w:type="spellStart"/>
-    <w:r>
-      <w:t>internal</w:t>
-    </w:r>
-    <w:proofErr w:type="gramEnd"/>
-    <w:r>
-      <w:t>_topic_name</w:t>
-    </w:r>
-    <w:proofErr w:type="spellEnd"/>
-    <w:r>
-      <w:t xml:space="preserve"> }}</w:t>
+      <w:t>{{ internal_topic_name }}</w:t>
     </w:r>
     <w:r>
       <w:ptab w:relativeTo="margin" w:alignment="center" w:leader="none"/>
@@ -1682,13 +1625,8 @@
       <w:ptab w:relativeTo="margin" w:alignment="right" w:leader="none"/>
     </w:r>
     <w:r>
-      <w:t xml:space="preserve">Almendro </w:t>
+      <w:t>Almendro GmbH</w:t>
     </w:r>
-    <w:proofErr w:type="spellStart"/>
-    <w:r>
-      <w:t>GmbH</w:t>
-    </w:r>
-    <w:proofErr w:type="spellEnd"/>
   </w:p>
 </w:ftr>
 </file>

--- a/src/Word_Doc_Builder/Word_Doc_Process_Template (DE).docx
+++ b/src/Word_Doc_Builder/Word_Doc_Process_Template (DE).docx
@@ -1446,6 +1446,30 @@
         </w:rPr>
         <w:t>{% endif %}</w:t>
       </w:r>
+      <w:r>
+        <w:rPr>
+          <w:sz w:val="20"/>
+          <w:szCs w:val="20"/>
+          <w:lang w:val="de-DE"/>
+        </w:rPr>
+        <w:t>{% if leaf.</w:t>
+      </w:r>
+      <w:r>
+        <w:rPr>
+          <w:sz w:val="20"/>
+          <w:szCs w:val="20"/>
+          <w:lang w:val="de-DE"/>
+        </w:rPr>
+        <w:t>qa.elements</w:t>
+      </w:r>
+      <w:r>
+        <w:rPr>
+          <w:sz w:val="20"/>
+          <w:szCs w:val="20"/>
+          <w:lang w:val="de-DE"/>
+        </w:rPr>
+        <w:t xml:space="preserve"> %}</w:t>
+      </w:r>
     </w:p>
     <w:p>
       <w:pPr>
@@ -1538,7 +1562,31 @@
           <w:szCs w:val="20"/>
           <w:lang w:val="de-DE"/>
         </w:rPr>
-        <w:t>{%endfor%}</w:t>
+        <w:t>{% endif %}</w:t>
+      </w:r>
+      <w:r>
+        <w:rPr>
+          <w:sz w:val="20"/>
+          <w:szCs w:val="20"/>
+          <w:lang w:val="de-DE"/>
+        </w:rPr>
+        <w:t xml:space="preserve"> </w:t>
+      </w:r>
+      <w:r>
+        <w:rPr>
+          <w:sz w:val="20"/>
+          <w:szCs w:val="20"/>
+          <w:lang w:val="de-DE"/>
+        </w:rPr>
+        <w:t>{%endfor%</w:t>
+      </w:r>
+      <w:r>
+        <w:rPr>
+          <w:sz w:val="20"/>
+          <w:szCs w:val="20"/>
+          <w:lang w:val="de-DE"/>
+        </w:rPr>
+        <w:t>}</w:t>
       </w:r>
     </w:p>
     <w:p>
